--- a/DOCUMENTACIÓN/SEMANA 9. Typing Leaf.docx
+++ b/DOCUMENTACIÓN/SEMANA 9. Typing Leaf.docx
@@ -106,6 +106,8 @@
     <w:sdt>
       <w:sdtPr>
         <w:rPr>
+          <w:b w:val="0"/>
+          <w:bCs w:val="0"/>
           <w:sz w:val="22"/>
           <w:szCs w:val="22"/>
           <w:lang w:val="es-ES" w:eastAsia="en-US"/>
@@ -118,8 +120,6 @@
       </w:sdtPr>
       <w:sdtEndPr>
         <w:rPr>
-          <w:b w:val="0"/>
-          <w:bCs w:val="0"/>
           <w:sz w:val="24"/>
           <w:szCs w:val="24"/>
         </w:rPr>
@@ -159,7 +159,7 @@
           <w:r>
             <w:fldChar w:fldCharType="separate"/>
           </w:r>
-          <w:hyperlink w:anchor="_Toc226525337" w:history="1">
+          <w:hyperlink w:anchor="_Toc227409397" w:history="1">
             <w:r>
               <w:rPr>
                 <w:rStyle w:val="Hipervnculo"/>
@@ -186,7 +186,7 @@
                 <w:noProof/>
                 <w:webHidden/>
               </w:rPr>
-              <w:instrText xml:space="preserve"> PAGEREF _Toc226525337 \h </w:instrText>
+              <w:instrText xml:space="preserve"> PAGEREF _Toc227409397 \h </w:instrText>
             </w:r>
             <w:r>
               <w:rPr>
@@ -230,7 +230,7 @@
               <w14:ligatures w14:val="standardContextual"/>
             </w:rPr>
           </w:pPr>
-          <w:hyperlink w:anchor="_Toc226525338" w:history="1">
+          <w:hyperlink w:anchor="_Toc227409398" w:history="1">
             <w:r>
               <w:rPr>
                 <w:rStyle w:val="Hipervnculo"/>
@@ -257,7 +257,7 @@
                 <w:noProof/>
                 <w:webHidden/>
               </w:rPr>
-              <w:instrText xml:space="preserve"> PAGEREF _Toc226525338 \h </w:instrText>
+              <w:instrText xml:space="preserve"> PAGEREF _Toc227409398 \h </w:instrText>
             </w:r>
             <w:r>
               <w:rPr>
@@ -301,7 +301,7 @@
               <w14:ligatures w14:val="standardContextual"/>
             </w:rPr>
           </w:pPr>
-          <w:hyperlink w:anchor="_Toc226525339" w:history="1">
+          <w:hyperlink w:anchor="_Toc227409399" w:history="1">
             <w:r>
               <w:rPr>
                 <w:rStyle w:val="Hipervnculo"/>
@@ -328,7 +328,7 @@
                 <w:noProof/>
                 <w:webHidden/>
               </w:rPr>
-              <w:instrText xml:space="preserve"> PAGEREF _Toc226525339 \h </w:instrText>
+              <w:instrText xml:space="preserve"> PAGEREF _Toc227409399 \h </w:instrText>
             </w:r>
             <w:r>
               <w:rPr>
@@ -373,7 +373,7 @@
               <w14:ligatures w14:val="standardContextual"/>
             </w:rPr>
           </w:pPr>
-          <w:hyperlink w:anchor="_Toc226525340" w:history="1">
+          <w:hyperlink w:anchor="_Toc227409400" w:history="1">
             <w:r>
               <w:rPr>
                 <w:rStyle w:val="Hipervnculo"/>
@@ -400,7 +400,7 @@
                 <w:noProof/>
                 <w:webHidden/>
               </w:rPr>
-              <w:instrText xml:space="preserve"> PAGEREF _Toc226525340 \h </w:instrText>
+              <w:instrText xml:space="preserve"> PAGEREF _Toc227409400 \h </w:instrText>
             </w:r>
             <w:r>
               <w:rPr>
@@ -445,7 +445,7 @@
               <w14:ligatures w14:val="standardContextual"/>
             </w:rPr>
           </w:pPr>
-          <w:hyperlink w:anchor="_Toc226525341" w:history="1">
+          <w:hyperlink w:anchor="_Toc227409401" w:history="1">
             <w:r>
               <w:rPr>
                 <w:rStyle w:val="Hipervnculo"/>
@@ -472,7 +472,7 @@
                 <w:noProof/>
                 <w:webHidden/>
               </w:rPr>
-              <w:instrText xml:space="preserve"> PAGEREF _Toc226525341 \h </w:instrText>
+              <w:instrText xml:space="preserve"> PAGEREF _Toc227409401 \h </w:instrText>
             </w:r>
             <w:r>
               <w:rPr>
@@ -517,13 +517,13 @@
               <w14:ligatures w14:val="standardContextual"/>
             </w:rPr>
           </w:pPr>
-          <w:hyperlink w:anchor="_Toc226525342" w:history="1">
+          <w:hyperlink w:anchor="_Toc227409402" w:history="1">
             <w:r>
               <w:rPr>
                 <w:rStyle w:val="Hipervnculo"/>
                 <w:noProof/>
               </w:rPr>
-              <w:t>Scripts utilizadas en el proyecto</w:t>
+              <w:t>Objeto/Jugador con movilidad</w:t>
             </w:r>
             <w:r>
               <w:rPr>
@@ -544,7 +544,7 @@
                 <w:noProof/>
                 <w:webHidden/>
               </w:rPr>
-              <w:instrText xml:space="preserve"> PAGEREF _Toc226525342 \h </w:instrText>
+              <w:instrText xml:space="preserve"> PAGEREF _Toc227409402 \h </w:instrText>
             </w:r>
             <w:r>
               <w:rPr>
@@ -565,290 +565,6 @@
                 <w:webHidden/>
               </w:rPr>
               <w:t>5</w:t>
-            </w:r>
-            <w:r>
-              <w:rPr>
-                <w:noProof/>
-                <w:webHidden/>
-              </w:rPr>
-              <w:fldChar w:fldCharType="end"/>
-            </w:r>
-          </w:hyperlink>
-        </w:p>
-        <w:p>
-          <w:pPr>
-            <w:pStyle w:val="TDC2"/>
-            <w:tabs>
-              <w:tab w:val="right" w:leader="dot" w:pos="8828"/>
-            </w:tabs>
-            <w:rPr>
-              <w:rFonts w:asciiTheme="minorHAnsi" w:hAnsiTheme="minorHAnsi" w:cstheme="minorBidi"/>
-              <w:noProof/>
-              <w:kern w:val="2"/>
-              <w14:ligatures w14:val="standardContextual"/>
-            </w:rPr>
-          </w:pPr>
-          <w:hyperlink w:anchor="_Toc226525343" w:history="1">
-            <w:r>
-              <w:rPr>
-                <w:rStyle w:val="Hipervnculo"/>
-                <w:noProof/>
-              </w:rPr>
-              <w:t>BalanceoViento</w:t>
-            </w:r>
-            <w:r>
-              <w:rPr>
-                <w:noProof/>
-                <w:webHidden/>
-              </w:rPr>
-              <w:tab/>
-            </w:r>
-            <w:r>
-              <w:rPr>
-                <w:noProof/>
-                <w:webHidden/>
-              </w:rPr>
-              <w:fldChar w:fldCharType="begin"/>
-            </w:r>
-            <w:r>
-              <w:rPr>
-                <w:noProof/>
-                <w:webHidden/>
-              </w:rPr>
-              <w:instrText xml:space="preserve"> PAGEREF _Toc226525343 \h </w:instrText>
-            </w:r>
-            <w:r>
-              <w:rPr>
-                <w:noProof/>
-                <w:webHidden/>
-              </w:rPr>
-            </w:r>
-            <w:r>
-              <w:rPr>
-                <w:noProof/>
-                <w:webHidden/>
-              </w:rPr>
-              <w:fldChar w:fldCharType="separate"/>
-            </w:r>
-            <w:r>
-              <w:rPr>
-                <w:noProof/>
-                <w:webHidden/>
-              </w:rPr>
-              <w:t>6</w:t>
-            </w:r>
-            <w:r>
-              <w:rPr>
-                <w:noProof/>
-                <w:webHidden/>
-              </w:rPr>
-              <w:fldChar w:fldCharType="end"/>
-            </w:r>
-          </w:hyperlink>
-        </w:p>
-        <w:p>
-          <w:pPr>
-            <w:pStyle w:val="TDC2"/>
-            <w:tabs>
-              <w:tab w:val="right" w:leader="dot" w:pos="8828"/>
-            </w:tabs>
-            <w:rPr>
-              <w:rFonts w:asciiTheme="minorHAnsi" w:hAnsiTheme="minorHAnsi" w:cstheme="minorBidi"/>
-              <w:noProof/>
-              <w:kern w:val="2"/>
-              <w14:ligatures w14:val="standardContextual"/>
-            </w:rPr>
-          </w:pPr>
-          <w:hyperlink w:anchor="_Toc226525344" w:history="1">
-            <w:r>
-              <w:rPr>
-                <w:rStyle w:val="Hipervnculo"/>
-                <w:noProof/>
-              </w:rPr>
-              <w:t>GeneradorHojas</w:t>
-            </w:r>
-            <w:r>
-              <w:rPr>
-                <w:noProof/>
-                <w:webHidden/>
-              </w:rPr>
-              <w:tab/>
-            </w:r>
-            <w:r>
-              <w:rPr>
-                <w:noProof/>
-                <w:webHidden/>
-              </w:rPr>
-              <w:fldChar w:fldCharType="begin"/>
-            </w:r>
-            <w:r>
-              <w:rPr>
-                <w:noProof/>
-                <w:webHidden/>
-              </w:rPr>
-              <w:instrText xml:space="preserve"> PAGEREF _Toc226525344 \h </w:instrText>
-            </w:r>
-            <w:r>
-              <w:rPr>
-                <w:noProof/>
-                <w:webHidden/>
-              </w:rPr>
-            </w:r>
-            <w:r>
-              <w:rPr>
-                <w:noProof/>
-                <w:webHidden/>
-              </w:rPr>
-              <w:fldChar w:fldCharType="separate"/>
-            </w:r>
-            <w:r>
-              <w:rPr>
-                <w:noProof/>
-                <w:webHidden/>
-              </w:rPr>
-              <w:t>6</w:t>
-            </w:r>
-            <w:r>
-              <w:rPr>
-                <w:noProof/>
-                <w:webHidden/>
-              </w:rPr>
-              <w:fldChar w:fldCharType="end"/>
-            </w:r>
-          </w:hyperlink>
-        </w:p>
-        <w:p>
-          <w:pPr>
-            <w:pStyle w:val="TDC2"/>
-            <w:tabs>
-              <w:tab w:val="right" w:leader="dot" w:pos="8828"/>
-            </w:tabs>
-            <w:rPr>
-              <w:rFonts w:asciiTheme="minorHAnsi" w:hAnsiTheme="minorHAnsi" w:cstheme="minorBidi"/>
-              <w:noProof/>
-              <w:kern w:val="2"/>
-              <w14:ligatures w14:val="standardContextual"/>
-            </w:rPr>
-          </w:pPr>
-          <w:hyperlink w:anchor="_Toc226525345" w:history="1">
-            <w:r>
-              <w:rPr>
-                <w:rStyle w:val="Hipervnculo"/>
-                <w:noProof/>
-              </w:rPr>
-              <w:t>VidaHoja</w:t>
-            </w:r>
-            <w:r>
-              <w:rPr>
-                <w:noProof/>
-                <w:webHidden/>
-              </w:rPr>
-              <w:tab/>
-            </w:r>
-            <w:r>
-              <w:rPr>
-                <w:noProof/>
-                <w:webHidden/>
-              </w:rPr>
-              <w:fldChar w:fldCharType="begin"/>
-            </w:r>
-            <w:r>
-              <w:rPr>
-                <w:noProof/>
-                <w:webHidden/>
-              </w:rPr>
-              <w:instrText xml:space="preserve"> PAGEREF _Toc226525345 \h </w:instrText>
-            </w:r>
-            <w:r>
-              <w:rPr>
-                <w:noProof/>
-                <w:webHidden/>
-              </w:rPr>
-            </w:r>
-            <w:r>
-              <w:rPr>
-                <w:noProof/>
-                <w:webHidden/>
-              </w:rPr>
-              <w:fldChar w:fldCharType="separate"/>
-            </w:r>
-            <w:r>
-              <w:rPr>
-                <w:noProof/>
-                <w:webHidden/>
-              </w:rPr>
-              <w:t>6</w:t>
-            </w:r>
-            <w:r>
-              <w:rPr>
-                <w:noProof/>
-                <w:webHidden/>
-              </w:rPr>
-              <w:fldChar w:fldCharType="end"/>
-            </w:r>
-          </w:hyperlink>
-        </w:p>
-        <w:p>
-          <w:pPr>
-            <w:pStyle w:val="TDC2"/>
-            <w:tabs>
-              <w:tab w:val="right" w:leader="dot" w:pos="8828"/>
-            </w:tabs>
-            <w:rPr>
-              <w:rFonts w:asciiTheme="minorHAnsi" w:hAnsiTheme="minorHAnsi" w:cstheme="minorBidi"/>
-              <w:noProof/>
-              <w:kern w:val="2"/>
-              <w14:ligatures w14:val="standardContextual"/>
-            </w:rPr>
-          </w:pPr>
-          <w:hyperlink w:anchor="_Toc226525346" w:history="1">
-            <w:r>
-              <w:rPr>
-                <w:rStyle w:val="Hipervnculo"/>
-                <w:noProof/>
-              </w:rPr>
-              <w:t>ControladorJugado</w:t>
-            </w:r>
-            <w:r>
-              <w:rPr>
-                <w:noProof/>
-                <w:webHidden/>
-              </w:rPr>
-              <w:tab/>
-            </w:r>
-            <w:r>
-              <w:rPr>
-                <w:noProof/>
-                <w:webHidden/>
-              </w:rPr>
-              <w:fldChar w:fldCharType="begin"/>
-            </w:r>
-            <w:r>
-              <w:rPr>
-                <w:noProof/>
-                <w:webHidden/>
-              </w:rPr>
-              <w:instrText xml:space="preserve"> PAGEREF _Toc226525346 \h </w:instrText>
-            </w:r>
-            <w:r>
-              <w:rPr>
-                <w:noProof/>
-                <w:webHidden/>
-              </w:rPr>
-            </w:r>
-            <w:r>
-              <w:rPr>
-                <w:noProof/>
-                <w:webHidden/>
-              </w:rPr>
-              <w:fldChar w:fldCharType="separate"/>
-            </w:r>
-            <w:r>
-              <w:rPr>
-                <w:noProof/>
-                <w:webHidden/>
-              </w:rPr>
-              <w:t>6</w:t>
             </w:r>
             <w:r>
               <w:rPr>
@@ -873,13 +589,13 @@
               <w14:ligatures w14:val="standardContextual"/>
             </w:rPr>
           </w:pPr>
-          <w:hyperlink w:anchor="_Toc226525347" w:history="1">
+          <w:hyperlink w:anchor="_Toc227409403" w:history="1">
             <w:r>
               <w:rPr>
                 <w:rStyle w:val="Hipervnculo"/>
                 <w:noProof/>
               </w:rPr>
-              <w:t>Desafíos del proyecto</w:t>
+              <w:t>Scripts utilizadas en el proyecto</w:t>
             </w:r>
             <w:r>
               <w:rPr>
@@ -900,7 +616,7 @@
                 <w:noProof/>
                 <w:webHidden/>
               </w:rPr>
-              <w:instrText xml:space="preserve"> PAGEREF _Toc226525347 \h </w:instrText>
+              <w:instrText xml:space="preserve"> PAGEREF _Toc227409403 \h </w:instrText>
             </w:r>
             <w:r>
               <w:rPr>
@@ -920,7 +636,7 @@
                 <w:noProof/>
                 <w:webHidden/>
               </w:rPr>
-              <w:t>7</w:t>
+              <w:t>5</w:t>
             </w:r>
             <w:r>
               <w:rPr>
@@ -944,13 +660,13 @@
               <w14:ligatures w14:val="standardContextual"/>
             </w:rPr>
           </w:pPr>
-          <w:hyperlink w:anchor="_Toc226525348" w:history="1">
+          <w:hyperlink w:anchor="_Toc227409404" w:history="1">
             <w:r>
               <w:rPr>
                 <w:rStyle w:val="Hipervnculo"/>
                 <w:noProof/>
               </w:rPr>
-              <w:t>Recursos físicos</w:t>
+              <w:t>BalanceoViento</w:t>
             </w:r>
             <w:r>
               <w:rPr>
@@ -971,7 +687,7 @@
                 <w:noProof/>
                 <w:webHidden/>
               </w:rPr>
-              <w:instrText xml:space="preserve"> PAGEREF _Toc226525348 \h </w:instrText>
+              <w:instrText xml:space="preserve"> PAGEREF _Toc227409404 \h </w:instrText>
             </w:r>
             <w:r>
               <w:rPr>
@@ -991,7 +707,7 @@
                 <w:noProof/>
                 <w:webHidden/>
               </w:rPr>
-              <w:t>7</w:t>
+              <w:t>5</w:t>
             </w:r>
             <w:r>
               <w:rPr>
@@ -1015,13 +731,13 @@
               <w14:ligatures w14:val="standardContextual"/>
             </w:rPr>
           </w:pPr>
-          <w:hyperlink w:anchor="_Toc226525349" w:history="1">
+          <w:hyperlink w:anchor="_Toc227409405" w:history="1">
             <w:r>
               <w:rPr>
                 <w:rStyle w:val="Hipervnculo"/>
                 <w:noProof/>
               </w:rPr>
-              <w:t>Diseño</w:t>
+              <w:t>GeneradorHojas</w:t>
             </w:r>
             <w:r>
               <w:rPr>
@@ -1042,7 +758,7 @@
                 <w:noProof/>
                 <w:webHidden/>
               </w:rPr>
-              <w:instrText xml:space="preserve"> PAGEREF _Toc226525349 \h </w:instrText>
+              <w:instrText xml:space="preserve"> PAGEREF _Toc227409405 \h </w:instrText>
             </w:r>
             <w:r>
               <w:rPr>
@@ -1062,7 +778,7 @@
                 <w:noProof/>
                 <w:webHidden/>
               </w:rPr>
-              <w:t>7</w:t>
+              <w:t>5</w:t>
             </w:r>
             <w:r>
               <w:rPr>
@@ -1086,12 +802,368 @@
               <w14:ligatures w14:val="standardContextual"/>
             </w:rPr>
           </w:pPr>
-          <w:hyperlink w:anchor="_Toc226525350" w:history="1">
+          <w:hyperlink w:anchor="_Toc227409406" w:history="1">
             <w:r>
               <w:rPr>
                 <w:rStyle w:val="Hipervnculo"/>
                 <w:noProof/>
               </w:rPr>
+              <w:t>VidaHoja</w:t>
+            </w:r>
+            <w:r>
+              <w:rPr>
+                <w:noProof/>
+                <w:webHidden/>
+              </w:rPr>
+              <w:tab/>
+            </w:r>
+            <w:r>
+              <w:rPr>
+                <w:noProof/>
+                <w:webHidden/>
+              </w:rPr>
+              <w:fldChar w:fldCharType="begin"/>
+            </w:r>
+            <w:r>
+              <w:rPr>
+                <w:noProof/>
+                <w:webHidden/>
+              </w:rPr>
+              <w:instrText xml:space="preserve"> PAGEREF _Toc227409406 \h </w:instrText>
+            </w:r>
+            <w:r>
+              <w:rPr>
+                <w:noProof/>
+                <w:webHidden/>
+              </w:rPr>
+            </w:r>
+            <w:r>
+              <w:rPr>
+                <w:noProof/>
+                <w:webHidden/>
+              </w:rPr>
+              <w:fldChar w:fldCharType="separate"/>
+            </w:r>
+            <w:r>
+              <w:rPr>
+                <w:noProof/>
+                <w:webHidden/>
+              </w:rPr>
+              <w:t>6</w:t>
+            </w:r>
+            <w:r>
+              <w:rPr>
+                <w:noProof/>
+                <w:webHidden/>
+              </w:rPr>
+              <w:fldChar w:fldCharType="end"/>
+            </w:r>
+          </w:hyperlink>
+        </w:p>
+        <w:p>
+          <w:pPr>
+            <w:pStyle w:val="TDC2"/>
+            <w:tabs>
+              <w:tab w:val="right" w:leader="dot" w:pos="8828"/>
+            </w:tabs>
+            <w:rPr>
+              <w:rFonts w:asciiTheme="minorHAnsi" w:hAnsiTheme="minorHAnsi" w:cstheme="minorBidi"/>
+              <w:noProof/>
+              <w:kern w:val="2"/>
+              <w14:ligatures w14:val="standardContextual"/>
+            </w:rPr>
+          </w:pPr>
+          <w:hyperlink w:anchor="_Toc227409407" w:history="1">
+            <w:r>
+              <w:rPr>
+                <w:rStyle w:val="Hipervnculo"/>
+                <w:noProof/>
+              </w:rPr>
+              <w:t>ControladorJugado</w:t>
+            </w:r>
+            <w:r>
+              <w:rPr>
+                <w:noProof/>
+                <w:webHidden/>
+              </w:rPr>
+              <w:tab/>
+            </w:r>
+            <w:r>
+              <w:rPr>
+                <w:noProof/>
+                <w:webHidden/>
+              </w:rPr>
+              <w:fldChar w:fldCharType="begin"/>
+            </w:r>
+            <w:r>
+              <w:rPr>
+                <w:noProof/>
+                <w:webHidden/>
+              </w:rPr>
+              <w:instrText xml:space="preserve"> PAGEREF _Toc227409407 \h </w:instrText>
+            </w:r>
+            <w:r>
+              <w:rPr>
+                <w:noProof/>
+                <w:webHidden/>
+              </w:rPr>
+            </w:r>
+            <w:r>
+              <w:rPr>
+                <w:noProof/>
+                <w:webHidden/>
+              </w:rPr>
+              <w:fldChar w:fldCharType="separate"/>
+            </w:r>
+            <w:r>
+              <w:rPr>
+                <w:noProof/>
+                <w:webHidden/>
+              </w:rPr>
+              <w:t>6</w:t>
+            </w:r>
+            <w:r>
+              <w:rPr>
+                <w:noProof/>
+                <w:webHidden/>
+              </w:rPr>
+              <w:fldChar w:fldCharType="end"/>
+            </w:r>
+          </w:hyperlink>
+        </w:p>
+        <w:p>
+          <w:pPr>
+            <w:pStyle w:val="TDC1"/>
+            <w:tabs>
+              <w:tab w:val="right" w:leader="dot" w:pos="8828"/>
+            </w:tabs>
+            <w:rPr>
+              <w:rFonts w:asciiTheme="minorHAnsi" w:eastAsiaTheme="minorEastAsia" w:hAnsiTheme="minorHAnsi"/>
+              <w:noProof/>
+              <w:kern w:val="2"/>
+              <w:lang w:eastAsia="es-CO"/>
+              <w14:ligatures w14:val="standardContextual"/>
+            </w:rPr>
+          </w:pPr>
+          <w:hyperlink w:anchor="_Toc227409408" w:history="1">
+            <w:r>
+              <w:rPr>
+                <w:rStyle w:val="Hipervnculo"/>
+                <w:noProof/>
+              </w:rPr>
+              <w:t>Desafíos del proyecto</w:t>
+            </w:r>
+            <w:r>
+              <w:rPr>
+                <w:noProof/>
+                <w:webHidden/>
+              </w:rPr>
+              <w:tab/>
+            </w:r>
+            <w:r>
+              <w:rPr>
+                <w:noProof/>
+                <w:webHidden/>
+              </w:rPr>
+              <w:fldChar w:fldCharType="begin"/>
+            </w:r>
+            <w:r>
+              <w:rPr>
+                <w:noProof/>
+                <w:webHidden/>
+              </w:rPr>
+              <w:instrText xml:space="preserve"> PAGEREF _Toc227409408 \h </w:instrText>
+            </w:r>
+            <w:r>
+              <w:rPr>
+                <w:noProof/>
+                <w:webHidden/>
+              </w:rPr>
+            </w:r>
+            <w:r>
+              <w:rPr>
+                <w:noProof/>
+                <w:webHidden/>
+              </w:rPr>
+              <w:fldChar w:fldCharType="separate"/>
+            </w:r>
+            <w:r>
+              <w:rPr>
+                <w:noProof/>
+                <w:webHidden/>
+              </w:rPr>
+              <w:t>6</w:t>
+            </w:r>
+            <w:r>
+              <w:rPr>
+                <w:noProof/>
+                <w:webHidden/>
+              </w:rPr>
+              <w:fldChar w:fldCharType="end"/>
+            </w:r>
+          </w:hyperlink>
+        </w:p>
+        <w:p>
+          <w:pPr>
+            <w:pStyle w:val="TDC2"/>
+            <w:tabs>
+              <w:tab w:val="right" w:leader="dot" w:pos="8828"/>
+            </w:tabs>
+            <w:rPr>
+              <w:rFonts w:asciiTheme="minorHAnsi" w:hAnsiTheme="minorHAnsi" w:cstheme="minorBidi"/>
+              <w:noProof/>
+              <w:kern w:val="2"/>
+              <w14:ligatures w14:val="standardContextual"/>
+            </w:rPr>
+          </w:pPr>
+          <w:hyperlink w:anchor="_Toc227409409" w:history="1">
+            <w:r>
+              <w:rPr>
+                <w:rStyle w:val="Hipervnculo"/>
+                <w:noProof/>
+              </w:rPr>
+              <w:t>Recursos físicos</w:t>
+            </w:r>
+            <w:r>
+              <w:rPr>
+                <w:noProof/>
+                <w:webHidden/>
+              </w:rPr>
+              <w:tab/>
+            </w:r>
+            <w:r>
+              <w:rPr>
+                <w:noProof/>
+                <w:webHidden/>
+              </w:rPr>
+              <w:fldChar w:fldCharType="begin"/>
+            </w:r>
+            <w:r>
+              <w:rPr>
+                <w:noProof/>
+                <w:webHidden/>
+              </w:rPr>
+              <w:instrText xml:space="preserve"> PAGEREF _Toc227409409 \h </w:instrText>
+            </w:r>
+            <w:r>
+              <w:rPr>
+                <w:noProof/>
+                <w:webHidden/>
+              </w:rPr>
+            </w:r>
+            <w:r>
+              <w:rPr>
+                <w:noProof/>
+                <w:webHidden/>
+              </w:rPr>
+              <w:fldChar w:fldCharType="separate"/>
+            </w:r>
+            <w:r>
+              <w:rPr>
+                <w:noProof/>
+                <w:webHidden/>
+              </w:rPr>
+              <w:t>6</w:t>
+            </w:r>
+            <w:r>
+              <w:rPr>
+                <w:noProof/>
+                <w:webHidden/>
+              </w:rPr>
+              <w:fldChar w:fldCharType="end"/>
+            </w:r>
+          </w:hyperlink>
+        </w:p>
+        <w:p>
+          <w:pPr>
+            <w:pStyle w:val="TDC2"/>
+            <w:tabs>
+              <w:tab w:val="right" w:leader="dot" w:pos="8828"/>
+            </w:tabs>
+            <w:rPr>
+              <w:rFonts w:asciiTheme="minorHAnsi" w:hAnsiTheme="minorHAnsi" w:cstheme="minorBidi"/>
+              <w:noProof/>
+              <w:kern w:val="2"/>
+              <w14:ligatures w14:val="standardContextual"/>
+            </w:rPr>
+          </w:pPr>
+          <w:hyperlink w:anchor="_Toc227409410" w:history="1">
+            <w:r>
+              <w:rPr>
+                <w:rStyle w:val="Hipervnculo"/>
+                <w:noProof/>
+              </w:rPr>
+              <w:t>Diseño</w:t>
+            </w:r>
+            <w:r>
+              <w:rPr>
+                <w:noProof/>
+                <w:webHidden/>
+              </w:rPr>
+              <w:tab/>
+            </w:r>
+            <w:r>
+              <w:rPr>
+                <w:noProof/>
+                <w:webHidden/>
+              </w:rPr>
+              <w:fldChar w:fldCharType="begin"/>
+            </w:r>
+            <w:r>
+              <w:rPr>
+                <w:noProof/>
+                <w:webHidden/>
+              </w:rPr>
+              <w:instrText xml:space="preserve"> PAGEREF _Toc227409410 \h </w:instrText>
+            </w:r>
+            <w:r>
+              <w:rPr>
+                <w:noProof/>
+                <w:webHidden/>
+              </w:rPr>
+            </w:r>
+            <w:r>
+              <w:rPr>
+                <w:noProof/>
+                <w:webHidden/>
+              </w:rPr>
+              <w:fldChar w:fldCharType="separate"/>
+            </w:r>
+            <w:r>
+              <w:rPr>
+                <w:noProof/>
+                <w:webHidden/>
+              </w:rPr>
+              <w:t>6</w:t>
+            </w:r>
+            <w:r>
+              <w:rPr>
+                <w:noProof/>
+                <w:webHidden/>
+              </w:rPr>
+              <w:fldChar w:fldCharType="end"/>
+            </w:r>
+          </w:hyperlink>
+        </w:p>
+        <w:p>
+          <w:pPr>
+            <w:pStyle w:val="TDC2"/>
+            <w:tabs>
+              <w:tab w:val="right" w:leader="dot" w:pos="8828"/>
+            </w:tabs>
+            <w:rPr>
+              <w:rFonts w:asciiTheme="minorHAnsi" w:hAnsiTheme="minorHAnsi" w:cstheme="minorBidi"/>
+              <w:noProof/>
+              <w:kern w:val="2"/>
+              <w14:ligatures w14:val="standardContextual"/>
+            </w:rPr>
+          </w:pPr>
+          <w:hyperlink w:anchor="_Toc227409411" w:history="1">
+            <w:r>
+              <w:rPr>
+                <w:rStyle w:val="Hipervnculo"/>
+                <w:noProof/>
+              </w:rPr>
               <w:t>Código</w:t>
             </w:r>
             <w:r>
@@ -1113,7 +1185,7 @@
                 <w:noProof/>
                 <w:webHidden/>
               </w:rPr>
-              <w:instrText xml:space="preserve"> PAGEREF _Toc226525350 \h </w:instrText>
+              <w:instrText xml:space="preserve"> PAGEREF _Toc227409411 \h </w:instrText>
             </w:r>
             <w:r>
               <w:rPr>
@@ -1133,7 +1205,7 @@
                 <w:noProof/>
                 <w:webHidden/>
               </w:rPr>
-              <w:t>7</w:t>
+              <w:t>6</w:t>
             </w:r>
             <w:r>
               <w:rPr>
@@ -1165,7 +1237,7 @@
       <w:pPr>
         <w:pStyle w:val="Ttulo1"/>
       </w:pPr>
-      <w:bookmarkStart w:id="0" w:name="_Toc226525337"/>
+      <w:bookmarkStart w:id="0" w:name="_Toc227409397"/>
       <w:r>
         <w:lastRenderedPageBreak/>
         <w:t>Descripción</w:t>
@@ -1238,7 +1310,7 @@
       </w:r>
     </w:p>
     <w:p>
-      <w:bookmarkStart w:id="1" w:name="_Toc226525338"/>
+      <w:bookmarkStart w:id="1" w:name="_Toc227409398"/>
       <w:r>
         <w:rPr>
           <w:rStyle w:val="Ttulo2Car"/>
@@ -1263,7 +1335,7 @@
       </w:r>
     </w:p>
     <w:p>
-      <w:bookmarkStart w:id="2" w:name="_Toc226525339"/>
+      <w:bookmarkStart w:id="2" w:name="_Toc227409399"/>
       <w:r>
         <w:rPr>
           <w:rStyle w:val="Ttulo2Car"/>
@@ -1342,7 +1414,7 @@
       <w:pPr>
         <w:pStyle w:val="Ttulo1"/>
       </w:pPr>
-      <w:bookmarkStart w:id="3" w:name="_Toc226525340"/>
+      <w:bookmarkStart w:id="3" w:name="_Toc227409400"/>
       <w:r>
         <w:t>Primera escena del proyecto</w:t>
       </w:r>
@@ -1359,7 +1431,7 @@
           <w:noProof/>
         </w:rPr>
         <w:drawing>
-          <wp:anchor distT="0" distB="0" distL="114300" distR="114300" simplePos="0" relativeHeight="251659264" behindDoc="0" locked="0" layoutInCell="1" allowOverlap="1" wp14:anchorId="4AB76492" wp14:editId="36CA67CE">
+          <wp:anchor distT="0" distB="0" distL="114300" distR="114300" simplePos="0" relativeHeight="251659264" behindDoc="0" locked="0" layoutInCell="1" allowOverlap="1" wp14:anchorId="4AB76492" wp14:editId="2E9DB2DF">
             <wp:simplePos x="0" y="0"/>
             <wp:positionH relativeFrom="margin">
               <wp:align>center</wp:align>
@@ -1425,7 +1497,7 @@
       <w:pPr>
         <w:pStyle w:val="Ttulo1"/>
       </w:pPr>
-      <w:bookmarkStart w:id="4" w:name="_Toc226525341"/>
+      <w:bookmarkStart w:id="4" w:name="_Toc227409401"/>
       <w:r>
         <w:lastRenderedPageBreak/>
         <w:t>Animación incluida dentro del proyecto</w:t>
@@ -1771,6 +1843,35 @@
     <w:p>
       <w:pPr>
         <w:rPr>
+          <w:sz w:val="22"/>
+          <w:szCs w:val="22"/>
+        </w:rPr>
+      </w:pPr>
+      <w:r>
+        <w:rPr>
+          <w:sz w:val="22"/>
+          <w:szCs w:val="22"/>
+        </w:rPr>
+        <w:fldChar w:fldCharType="begin"/>
+      </w:r>
+      <w:r>
+        <w:rPr>
+          <w:sz w:val="22"/>
+          <w:szCs w:val="22"/>
+        </w:rPr>
+        <w:instrText>HYPERLINK "</w:instrText>
+      </w:r>
+      <w:r>
+        <w:rPr>
+          <w:sz w:val="22"/>
+          <w:szCs w:val="22"/>
+        </w:rPr>
+        <w:instrText xml:space="preserve">https://drive.google.com/file/d/1dt9xe1O15a6bG6D0oolz5bd_qolSrvQA/view?usp=drive_link </w:instrText>
+      </w:r>
+    </w:p>
+    <w:p>
+      <w:pPr>
+        <w:rPr>
           <w:rStyle w:val="Hipervnculo"/>
           <w:sz w:val="22"/>
           <w:szCs w:val="22"/>
@@ -1781,20 +1882,7 @@
           <w:sz w:val="22"/>
           <w:szCs w:val="22"/>
         </w:rPr>
-        <w:fldChar w:fldCharType="begin"/>
-      </w:r>
-      <w:r>
-        <w:rPr>
-          <w:sz w:val="22"/>
-          <w:szCs w:val="22"/>
-        </w:rPr>
-        <w:instrText xml:space="preserve"> HYPERLINK "https://drive.google.com/file/d/1vP8j8zwitlhilS-fdLdCDwHHWh5KtRMF/view?usp=drive_linkk" </w:instrText>
-      </w:r>
-      <w:r>
-        <w:rPr>
-          <w:sz w:val="22"/>
-          <w:szCs w:val="22"/>
-        </w:rPr>
+        <w:instrText>"</w:instrText>
       </w:r>
       <w:r>
         <w:rPr>
@@ -1809,7 +1897,7 @@
           <w:sz w:val="22"/>
           <w:szCs w:val="22"/>
         </w:rPr>
-        <w:t>https://drive.google.com/file/d/1dt9xe1O15a6bG6D0oolz5bd_qolSrvQA/view?usp=drive_link</w:t>
+        <w:t xml:space="preserve">https://drive.google.com/file/d/1dt9xe1O15a6bG6D0oolz5bd_qolSrvQA/view?usp=drive_link </w:t>
       </w:r>
     </w:p>
     <w:p>
@@ -1822,308 +1910,507 @@
       </w:pPr>
       <w:r>
         <w:rPr>
-          <w:sz w:val="20"/>
-          <w:szCs w:val="20"/>
+          <w:sz w:val="22"/>
+          <w:szCs w:val="22"/>
         </w:rPr>
         <w:fldChar w:fldCharType="end"/>
       </w:r>
-      <w:bookmarkStart w:id="5" w:name="_Toc226525342"/>
     </w:p>
     <w:p>
       <w:pPr>
         <w:pStyle w:val="Ttulo1"/>
       </w:pPr>
+      <w:bookmarkStart w:id="5" w:name="_Toc227409402"/>
       <w:r>
         <w:lastRenderedPageBreak/>
-        <w:t>Scripts utilizadas en el proyecto</w:t>
+        <w:t>Objeto/Jugador con movilidad</w:t>
       </w:r>
       <w:bookmarkEnd w:id="5"/>
     </w:p>
     <w:p>
-      <w:r>
-        <w:t>Se ha añadido código funcional dentro del proyecto con 4 scripts que usan una lógica distinta para llegar a un mismo objetivo, lograr generar hojas de forma aleatoria en una posición óptima para la estética visual del juego y que se vea cómodo para el jugador dicha animación.</w:t>
-      </w:r>
-    </w:p>
-    <w:p>
-      <w:bookmarkStart w:id="6" w:name="_Toc226525343"/>
+      <w:pPr>
+        <w:pStyle w:val="Ttulo1"/>
+        <w:jc w:val="left"/>
+        <w:rPr>
+          <w:b w:val="0"/>
+          <w:bCs w:val="0"/>
+          <w:sz w:val="24"/>
+          <w:szCs w:val="24"/>
+        </w:rPr>
+      </w:pPr>
+    </w:p>
+    <w:p>
+      <w:r>
+        <w:rPr>
+          <w:noProof/>
+        </w:rPr>
+        <w:drawing>
+          <wp:anchor distT="0" distB="0" distL="114300" distR="114300" simplePos="0" relativeHeight="251665408" behindDoc="0" locked="0" layoutInCell="1" allowOverlap="1" wp14:anchorId="2A03CC40" wp14:editId="22A16EC0">
+            <wp:simplePos x="0" y="0"/>
+            <wp:positionH relativeFrom="margin">
+              <wp:align>left</wp:align>
+            </wp:positionH>
+            <wp:positionV relativeFrom="margin">
+              <wp:posOffset>490855</wp:posOffset>
+            </wp:positionV>
+            <wp:extent cx="1400175" cy="1247775"/>
+            <wp:effectExtent l="0" t="0" r="9525" b="9525"/>
+            <wp:wrapSquare wrapText="bothSides"/>
+            <wp:docPr id="648527213" name="Imagen 1"/>
+            <wp:cNvGraphicFramePr>
+              <a:graphicFrameLocks xmlns:a="http://schemas.openxmlformats.org/drawingml/2006/main" noChangeAspect="1"/>
+            </wp:cNvGraphicFramePr>
+            <a:graphic xmlns:a="http://schemas.openxmlformats.org/drawingml/2006/main">
+              <a:graphicData uri="http://schemas.openxmlformats.org/drawingml/2006/picture">
+                <pic:pic xmlns:pic="http://schemas.openxmlformats.org/drawingml/2006/picture">
+                  <pic:nvPicPr>
+                    <pic:cNvPr id="648527213" name=""/>
+                    <pic:cNvPicPr/>
+                  </pic:nvPicPr>
+                  <pic:blipFill>
+                    <a:blip r:embed="rId13">
+                      <a:extLst>
+                        <a:ext uri="{28A0092B-C50C-407E-A947-70E740481C1C}">
+                          <a14:useLocalDpi xmlns:a14="http://schemas.microsoft.com/office/drawing/2010/main" val="0"/>
+                        </a:ext>
+                      </a:extLst>
+                    </a:blip>
+                    <a:stretch>
+                      <a:fillRect/>
+                    </a:stretch>
+                  </pic:blipFill>
+                  <pic:spPr>
+                    <a:xfrm>
+                      <a:off x="0" y="0"/>
+                      <a:ext cx="1400175" cy="1247775"/>
+                    </a:xfrm>
+                    <a:prstGeom prst="rect">
+                      <a:avLst/>
+                    </a:prstGeom>
+                  </pic:spPr>
+                </pic:pic>
+              </a:graphicData>
+            </a:graphic>
+          </wp:anchor>
+        </w:drawing>
+      </w:r>
+      <w:r>
+        <w:t>Se evidencia</w:t>
+      </w:r>
+      <w:r>
+        <w:t xml:space="preserve"> la canasta que recoge las hojas en donde tiene consigo un CapsuleCollider3D, esto para que la </w:t>
+      </w:r>
       <w:proofErr w:type="spellStart"/>
       <w:r>
-        <w:rPr>
-          <w:rStyle w:val="Ttulo2Car"/>
-        </w:rPr>
-        <w:t>BalanceoViento</w:t>
-      </w:r>
-      <w:bookmarkEnd w:id="6"/>
+        <w:t>HitBox</w:t>
+      </w:r>
       <w:proofErr w:type="spellEnd"/>
       <w:r>
-        <w:rPr>
-          <w:b/>
-          <w:bCs/>
-        </w:rPr>
-        <w:t xml:space="preserve">: </w:t>
-      </w:r>
-      <w:r>
-        <w:t>Este script se encarga de dar un movimiento orgánico y natural a las hojas mientras caen, evitando que desciendan de forma rígida o lineal. Utiliza una lógica matemática basada en oscilaciones para simular el efecto del viento, haciendo que cada hoja se balancee de izquierda a derecha con una velocidad y amplitud única. Esto crea una atmósfera visualmente dinámica donde ninguna hoja se mueve exactamente igual a la otra, aportando realismo al entorno del juego.</w:t>
+        <w:t xml:space="preserve"> o el rango de recogida de la canasta sea solo de la parte superior simulando que todas las hojas deben entrar por la apertura correcta de la canasta, en caso de no tocar el área, la hoja no será recogida y desaparecerá en el suelo.</w:t>
+      </w:r>
+    </w:p>
+    <w:p>
+      <w:r>
+        <w:rPr>
+          <w:noProof/>
+        </w:rPr>
+        <w:drawing>
+          <wp:anchor distT="0" distB="0" distL="114300" distR="114300" simplePos="0" relativeHeight="251666432" behindDoc="0" locked="0" layoutInCell="1" allowOverlap="1" wp14:anchorId="4CA9A11F" wp14:editId="3679648B">
+            <wp:simplePos x="0" y="0"/>
+            <wp:positionH relativeFrom="margin">
+              <wp:align>center</wp:align>
+            </wp:positionH>
+            <wp:positionV relativeFrom="margin">
+              <wp:posOffset>1833880</wp:posOffset>
+            </wp:positionV>
+            <wp:extent cx="4448175" cy="2143125"/>
+            <wp:effectExtent l="0" t="0" r="9525" b="9525"/>
+            <wp:wrapSquare wrapText="bothSides"/>
+            <wp:docPr id="1187682932" name="Imagen 1"/>
+            <wp:cNvGraphicFramePr>
+              <a:graphicFrameLocks xmlns:a="http://schemas.openxmlformats.org/drawingml/2006/main" noChangeAspect="1"/>
+            </wp:cNvGraphicFramePr>
+            <a:graphic xmlns:a="http://schemas.openxmlformats.org/drawingml/2006/main">
+              <a:graphicData uri="http://schemas.openxmlformats.org/drawingml/2006/picture">
+                <pic:pic xmlns:pic="http://schemas.openxmlformats.org/drawingml/2006/picture">
+                  <pic:nvPicPr>
+                    <pic:cNvPr id="1187682932" name=""/>
+                    <pic:cNvPicPr/>
+                  </pic:nvPicPr>
+                  <pic:blipFill>
+                    <a:blip r:embed="rId14">
+                      <a:extLst>
+                        <a:ext uri="{28A0092B-C50C-407E-A947-70E740481C1C}">
+                          <a14:useLocalDpi xmlns:a14="http://schemas.microsoft.com/office/drawing/2010/main" val="0"/>
+                        </a:ext>
+                      </a:extLst>
+                    </a:blip>
+                    <a:stretch>
+                      <a:fillRect/>
+                    </a:stretch>
+                  </pic:blipFill>
+                  <pic:spPr>
+                    <a:xfrm>
+                      <a:off x="0" y="0"/>
+                      <a:ext cx="4448175" cy="2143125"/>
+                    </a:xfrm>
+                    <a:prstGeom prst="rect">
+                      <a:avLst/>
+                    </a:prstGeom>
+                  </pic:spPr>
+                </pic:pic>
+              </a:graphicData>
+            </a:graphic>
+          </wp:anchor>
+        </w:drawing>
       </w:r>
     </w:p>
     <w:p>
       <w:pPr>
         <w:rPr>
-          <w:rStyle w:val="Hipervnculo"/>
+          <w:u w:val="single"/>
         </w:rPr>
       </w:pPr>
-      <w:r>
-        <w:fldChar w:fldCharType="begin"/>
-      </w:r>
-      <w:r>
-        <w:instrText>HYPERLINK "https://drive.google.com/file/d/14aDVBojVX8C3u4xcz4KpMpbXTcYJ84L3/view?usp=drive_link"</w:instrText>
-      </w:r>
-      <w:r>
-        <w:fldChar w:fldCharType="separate"/>
-      </w:r>
-      <w:r>
-        <w:rPr>
-          <w:rStyle w:val="Hipervnculo"/>
-        </w:rPr>
-        <w:t>https://drive.google.com/file/d/1XUcxFr2TwVi8IfXjcXzHCI24imKugkYh/view?usp=drive_link</w:t>
-      </w:r>
-    </w:p>
-    <w:p>
-      <w:r>
-        <w:fldChar w:fldCharType="end"/>
-      </w:r>
-      <w:bookmarkStart w:id="7" w:name="_Toc226525344"/>
-      <w:proofErr w:type="spellStart"/>
-      <w:r>
-        <w:rPr>
-          <w:rStyle w:val="Ttulo2Car"/>
-        </w:rPr>
-        <w:t>GeneradorHojas</w:t>
-      </w:r>
-      <w:bookmarkEnd w:id="7"/>
-      <w:proofErr w:type="spellEnd"/>
-      <w:r>
-        <w:rPr>
-          <w:b/>
-          <w:bCs/>
-        </w:rPr>
-        <w:t xml:space="preserve">: </w:t>
-      </w:r>
-      <w:r>
-        <w:t>Este componente actúa como el motor de creación del juego, encargándose de lanzar nuevas hojas de manera automática y constante sin necesidad de colocarlas manualmente. El script permite configurar el ritmo de aparición y el área de salida en la copa del árbol, eligiendo posiciones aleatorias para que la lluvia de hojas cubra todo el escenario.</w:t>
-      </w:r>
-    </w:p>
-    <w:p>
-      <w:pPr>
-        <w:rPr>
-          <w:rStyle w:val="Hipervnculo"/>
-        </w:rPr>
-      </w:pPr>
-      <w:r>
-        <w:fldChar w:fldCharType="begin"/>
-      </w:r>
-      <w:r>
-        <w:instrText>HYPERLINK "https://drive.google.com/file/d/16-XeJOK1eiBMNMvHpaNP8SzW41kY27GE/view?usp=drive_link"</w:instrText>
-      </w:r>
-      <w:r>
-        <w:fldChar w:fldCharType="separate"/>
-      </w:r>
-      <w:r>
-        <w:rPr>
-          <w:rStyle w:val="Hipervnculo"/>
-        </w:rPr>
-        <w:t>https://drive.google.com/file/d/1elGn3VOfYvL9Mr0N00lS2LVaGVbry1rx/view?usp=drive_link</w:t>
-      </w:r>
-    </w:p>
-    <w:p>
-      <w:r>
-        <w:fldChar w:fldCharType="end"/>
-      </w:r>
-      <w:bookmarkStart w:id="8" w:name="_Toc226525345"/>
-      <w:proofErr w:type="spellStart"/>
-      <w:r>
-        <w:rPr>
-          <w:rStyle w:val="Ttulo2Car"/>
-        </w:rPr>
-        <w:t>VidaHoja</w:t>
-      </w:r>
-      <w:bookmarkEnd w:id="8"/>
-      <w:proofErr w:type="spellEnd"/>
-      <w:r>
-        <w:rPr>
-          <w:b/>
-          <w:bCs/>
-        </w:rPr>
-        <w:t xml:space="preserve">: </w:t>
-      </w:r>
-      <w:r>
-        <w:t>El objetivo de este script es gestionar qué sucede con la hoja una vez que cumple su trayecto y llega a la superficie. Al detectar el contacto con el suelo mediante un sistema de etiquetas, el script detiene automáticamente todas las fuerzas físicas para que la hoja no rebote ni se deslice infinitamente. Tras un breve lapso de tiempo, el script elimina el objeto de la escena, lo que garantiza que el juego funcione con fluidez al liberar memoria y evita que el escenario se sature de elementos innecesarios.</w:t>
-      </w:r>
-    </w:p>
-    <w:p>
-      <w:pPr>
-        <w:rPr>
-          <w:rStyle w:val="Hipervnculo"/>
-        </w:rPr>
-      </w:pPr>
-      <w:r>
-        <w:fldChar w:fldCharType="begin"/>
-      </w:r>
-      <w:r>
-        <w:instrText>HYPERLINK "https://drive.google.com/file/d/1rkDlMFFRROATP3xL4uh75wdPDvUpMaq2/view?usp=drive_link"</w:instrText>
-      </w:r>
-      <w:r>
-        <w:fldChar w:fldCharType="separate"/>
-      </w:r>
-      <w:r>
-        <w:rPr>
-          <w:rStyle w:val="Hipervnculo"/>
-        </w:rPr>
-        <w:t>https://drive.google.com/file/d/1jZS2MVXvTDDFO2YascQ6YnnA-sZqP7Tt/view?usp=drive_link</w:t>
-      </w:r>
-    </w:p>
-    <w:p>
-      <w:r>
-        <w:fldChar w:fldCharType="end"/>
-      </w:r>
-      <w:bookmarkStart w:id="9" w:name="_Toc226525346"/>
-      <w:proofErr w:type="spellStart"/>
-      <w:r>
-        <w:rPr>
-          <w:rStyle w:val="Ttulo2Car"/>
-        </w:rPr>
-        <w:t>ControladorJugado</w:t>
-      </w:r>
-      <w:bookmarkEnd w:id="9"/>
-      <w:proofErr w:type="spellEnd"/>
-      <w:r>
-        <w:rPr>
-          <w:b/>
-        </w:rPr>
-        <w:t>:</w:t>
-      </w:r>
-      <w:r>
-        <w:t xml:space="preserve"> </w:t>
-      </w:r>
-      <w:r>
-        <w:t xml:space="preserve">Este código le da vida a </w:t>
-      </w:r>
-      <w:r>
-        <w:t>la</w:t>
-      </w:r>
-      <w:r>
-        <w:t xml:space="preserve"> canasta </w:t>
-      </w:r>
-      <w:r>
-        <w:t>que en este caso es el jugador</w:t>
-      </w:r>
-      <w:r>
-        <w:t>, su f</w:t>
-      </w:r>
-      <w:r>
-        <w:t>unciona</w:t>
-      </w:r>
-      <w:r>
-        <w:t>miento es la</w:t>
-      </w:r>
-      <w:r>
-        <w:t xml:space="preserve"> detec</w:t>
-      </w:r>
-      <w:r>
-        <w:t>ción</w:t>
-      </w:r>
-      <w:r>
-        <w:t xml:space="preserve"> en cada </w:t>
-      </w:r>
-      <w:proofErr w:type="spellStart"/>
-      <w:proofErr w:type="gramStart"/>
-      <w:r>
-        <w:t>frame</w:t>
-      </w:r>
-      <w:proofErr w:type="spellEnd"/>
-      <w:proofErr w:type="gramEnd"/>
-      <w:r>
-        <w:t xml:space="preserve"> </w:t>
-      </w:r>
-      <w:r>
-        <w:t xml:space="preserve">de cuando son presionadas </w:t>
-      </w:r>
-      <w:r>
-        <w:t>las flechas del teclado o las teclas A</w:t>
-      </w:r>
-      <w:r>
-        <w:t xml:space="preserve"> o </w:t>
-      </w:r>
-      <w:r>
-        <w:t>D permiti</w:t>
-      </w:r>
-      <w:r>
-        <w:t>endo</w:t>
-      </w:r>
-      <w:r>
-        <w:t xml:space="preserve"> mover la canasta de </w:t>
-      </w:r>
-      <w:r>
-        <w:t xml:space="preserve">manera horizontal </w:t>
-      </w:r>
-      <w:r>
-        <w:t>para atrapar las hojas</w:t>
-      </w:r>
-      <w:r>
-        <w:t>, así mismo hace que el movimiento sea fluido y no dependa de la potencia del computador</w:t>
-      </w:r>
-      <w:r>
-        <w:t>.</w:t>
-      </w:r>
-      <w:r>
-        <w:t xml:space="preserve"> </w:t>
-      </w:r>
-    </w:p>
-    <w:p>
-      <w:pPr>
-        <w:rPr>
-          <w:rStyle w:val="Hipervnculo"/>
-        </w:rPr>
-      </w:pPr>
-      <w:r>
-        <w:fldChar w:fldCharType="begin"/>
-      </w:r>
-      <w:r>
-        <w:instrText>HYPERLINK "https://drive.google.com/file/d/1_8lDXwulo1oVYks9EVfllS2K90DxkYgg/view?usp=drive_link"</w:instrText>
-      </w:r>
-      <w:r>
-        <w:fldChar w:fldCharType="separate"/>
-      </w:r>
-      <w:r>
-        <w:rPr>
-          <w:rStyle w:val="Hipervnculo"/>
-        </w:rPr>
-        <w:t>https://drive.google.com/file/d/1n5qaPgZ53TO9rEnE8iVTHzH26lfuG0Xy/view?usp=drive_link</w:t>
-      </w:r>
     </w:p>
     <w:p>
       <w:pPr>
         <w:pStyle w:val="Ttulo1"/>
       </w:pPr>
+    </w:p>
+    <w:p/>
+    <w:p>
+      <w:pPr>
+        <w:pStyle w:val="Ttulo1"/>
+      </w:pPr>
+    </w:p>
+    <w:p>
+      <w:pPr>
+        <w:pStyle w:val="Ttulo1"/>
+      </w:pPr>
+    </w:p>
+    <w:p>
+      <w:pPr>
+        <w:pStyle w:val="Ttulo1"/>
+      </w:pPr>
+    </w:p>
+    <w:p>
+      <w:pPr>
+        <w:pStyle w:val="Ttulo1"/>
+      </w:pPr>
+    </w:p>
+    <w:p>
+      <w:pPr>
+        <w:pStyle w:val="Ttulo1"/>
+      </w:pPr>
+    </w:p>
+    <w:p>
+      <w:pPr>
+        <w:pStyle w:val="Ttulo1"/>
+      </w:pPr>
+    </w:p>
+    <w:p>
+      <w:pPr>
+        <w:pStyle w:val="Ttulo1"/>
+      </w:pPr>
+    </w:p>
+    <w:p>
+      <w:pPr>
+        <w:pStyle w:val="Ttulo1"/>
+      </w:pPr>
+      <w:bookmarkStart w:id="6" w:name="_Toc227409403"/>
+      <w:r>
+        <w:t>Scripts utilizadas en el proyecto</w:t>
+      </w:r>
+      <w:bookmarkEnd w:id="6"/>
+    </w:p>
+    <w:p>
+      <w:r>
+        <w:t>Se ha añadido código funcional dentro del proyecto con 4 scripts que usan una lógica distinta para llegar a un mismo objetivo, lograr generar hojas de forma aleatoria en una posición óptima para la estética visual del juego y que se vea cómodo para el jugador dicha animación.</w:t>
+      </w:r>
+    </w:p>
+    <w:p>
+      <w:bookmarkStart w:id="7" w:name="_Toc227409404"/>
+      <w:proofErr w:type="spellStart"/>
+      <w:r>
+        <w:rPr>
+          <w:rStyle w:val="Ttulo2Car"/>
+        </w:rPr>
+        <w:t>BalanceoViento</w:t>
+      </w:r>
+      <w:bookmarkEnd w:id="7"/>
+      <w:proofErr w:type="spellEnd"/>
+      <w:r>
+        <w:rPr>
+          <w:b/>
+          <w:bCs/>
+        </w:rPr>
+        <w:t xml:space="preserve">: </w:t>
+      </w:r>
+      <w:r>
+        <w:t>Este script se encarga de dar un movimiento orgánico y natural a las hojas mientras caen, evitando que desciendan de forma rígida o lineal. Utiliza una lógica matemática basada en oscilaciones para simular el efecto del viento, haciendo que cada hoja se balancee de izquierda a derecha con una velocidad y amplitud única. Esto crea una atmósfera visualmente dinámica donde ninguna hoja se mueve exactamente igual a la otra, aportando realismo al entorno del juego.</w:t>
+      </w:r>
+    </w:p>
+    <w:p>
+      <w:pPr>
+        <w:rPr>
+          <w:rStyle w:val="Hipervnculo"/>
+        </w:rPr>
+      </w:pPr>
+      <w:r>
+        <w:fldChar w:fldCharType="begin"/>
+      </w:r>
+      <w:r>
+        <w:instrText>HYPERLINK "https://drive.google.com/file/d/14aDVBojVX8C3u4xcz4KpMpbXTcYJ84L3/view?usp=drive_link"</w:instrText>
+      </w:r>
+      <w:r>
+        <w:fldChar w:fldCharType="separate"/>
+      </w:r>
+      <w:r>
+        <w:rPr>
+          <w:rStyle w:val="Hipervnculo"/>
+        </w:rPr>
+        <w:t>https://drive.google.com/file/d/1XUcxFr2TwVi8IfXjcXzHCI24imKugkYh/view?usp=drive_link</w:t>
+      </w:r>
+    </w:p>
+    <w:p>
+      <w:r>
+        <w:fldChar w:fldCharType="end"/>
+      </w:r>
+      <w:bookmarkStart w:id="8" w:name="_Toc227409405"/>
+      <w:proofErr w:type="spellStart"/>
+      <w:r>
+        <w:rPr>
+          <w:rStyle w:val="Ttulo2Car"/>
+        </w:rPr>
+        <w:t>GeneradorHojas</w:t>
+      </w:r>
+      <w:bookmarkEnd w:id="8"/>
+      <w:proofErr w:type="spellEnd"/>
+      <w:r>
+        <w:rPr>
+          <w:b/>
+          <w:bCs/>
+        </w:rPr>
+        <w:t xml:space="preserve">: </w:t>
+      </w:r>
+      <w:r>
+        <w:t xml:space="preserve">Este componente actúa como el motor de creación del juego, encargándose de lanzar nuevas hojas de manera automática y constante sin necesidad de colocarlas manualmente. El script permite configurar el ritmo de </w:t>
+      </w:r>
       <w:r>
         <w:lastRenderedPageBreak/>
+        <w:t>aparición y el área de salida en la copa del árbol, eligiendo posiciones aleatorias para que la lluvia de hojas cubra todo el escenario.</w:t>
+      </w:r>
+    </w:p>
+    <w:p>
+      <w:pPr>
+        <w:rPr>
+          <w:rStyle w:val="Hipervnculo"/>
+        </w:rPr>
+      </w:pPr>
+      <w:r>
+        <w:fldChar w:fldCharType="begin"/>
+      </w:r>
+      <w:r>
+        <w:instrText>HYPERLINK "https://drive.google.com/file/d/16-XeJOK1eiBMNMvHpaNP8SzW41kY27GE/view?usp=drive_link"</w:instrText>
+      </w:r>
+      <w:r>
+        <w:fldChar w:fldCharType="separate"/>
+      </w:r>
+      <w:r>
+        <w:rPr>
+          <w:rStyle w:val="Hipervnculo"/>
+        </w:rPr>
+        <w:t>https://drive.google.com/file/d/1elGn3VOfYvL9Mr0N00lS2LVaGVbry1rx/view?usp=drive_link</w:t>
+      </w:r>
+    </w:p>
+    <w:p>
+      <w:r>
         <w:fldChar w:fldCharType="end"/>
       </w:r>
-      <w:bookmarkStart w:id="10" w:name="_Toc226525347"/>
+      <w:bookmarkStart w:id="9" w:name="_Toc227409406"/>
+      <w:proofErr w:type="spellStart"/>
+      <w:r>
+        <w:rPr>
+          <w:rStyle w:val="Ttulo2Car"/>
+        </w:rPr>
+        <w:t>VidaHoja</w:t>
+      </w:r>
+      <w:bookmarkEnd w:id="9"/>
+      <w:proofErr w:type="spellEnd"/>
+      <w:r>
+        <w:rPr>
+          <w:b/>
+          <w:bCs/>
+        </w:rPr>
+        <w:t xml:space="preserve">: </w:t>
+      </w:r>
+      <w:r>
+        <w:t>El objetivo de este script es gestionar qué sucede con la hoja una vez que cumple su trayecto y llega a la superficie. Al detectar el contacto con el suelo mediante un sistema de etiquetas, el script detiene automáticamente todas las fuerzas físicas para que la hoja no rebote ni se deslice infinitamente. Tras un breve lapso de tiempo, el script elimina el objeto de la escena, lo que garantiza que el juego funcione con fluidez al liberar memoria y evita que el escenario se sature de elementos innecesarios.</w:t>
+      </w:r>
+    </w:p>
+    <w:p>
+      <w:pPr>
+        <w:rPr>
+          <w:rStyle w:val="Hipervnculo"/>
+        </w:rPr>
+      </w:pPr>
+      <w:r>
+        <w:fldChar w:fldCharType="begin"/>
+      </w:r>
+      <w:r>
+        <w:instrText>HYPERLINK "https://drive.google.com/file/d/1rkDlMFFRROATP3xL4uh75wdPDvUpMaq2/view?usp=drive_link"</w:instrText>
+      </w:r>
+      <w:r>
+        <w:fldChar w:fldCharType="separate"/>
+      </w:r>
+      <w:r>
+        <w:rPr>
+          <w:rStyle w:val="Hipervnculo"/>
+        </w:rPr>
+        <w:t>https://drive.google.com/file/d/1jZS2MVXvTDDFO2YascQ6YnnA-sZqP7Tt/view?usp=drive_link</w:t>
+      </w:r>
+    </w:p>
+    <w:p>
+      <w:r>
+        <w:fldChar w:fldCharType="end"/>
+      </w:r>
+      <w:bookmarkStart w:id="10" w:name="_Toc227409407"/>
+      <w:proofErr w:type="spellStart"/>
+      <w:r>
+        <w:rPr>
+          <w:rStyle w:val="Ttulo2Car"/>
+        </w:rPr>
+        <w:t>ControladorJugado</w:t>
+      </w:r>
+      <w:bookmarkEnd w:id="10"/>
+      <w:proofErr w:type="spellEnd"/>
+      <w:r>
+        <w:rPr>
+          <w:b/>
+        </w:rPr>
+        <w:t>:</w:t>
+      </w:r>
+      <w:r>
+        <w:t xml:space="preserve"> </w:t>
+      </w:r>
+      <w:r>
+        <w:t xml:space="preserve">Este código le da vida a </w:t>
+      </w:r>
+      <w:r>
+        <w:t>la</w:t>
+      </w:r>
+      <w:r>
+        <w:t xml:space="preserve"> canasta </w:t>
+      </w:r>
+      <w:r>
+        <w:t>que en este caso es el jugador</w:t>
+      </w:r>
+      <w:r>
+        <w:t>, su f</w:t>
+      </w:r>
+      <w:r>
+        <w:t>unciona</w:t>
+      </w:r>
+      <w:r>
+        <w:t>miento es la</w:t>
+      </w:r>
+      <w:r>
+        <w:t xml:space="preserve"> detec</w:t>
+      </w:r>
+      <w:r>
+        <w:t>ción</w:t>
+      </w:r>
+      <w:r>
+        <w:t xml:space="preserve"> en cada </w:t>
+      </w:r>
+      <w:proofErr w:type="spellStart"/>
+      <w:proofErr w:type="gramStart"/>
+      <w:r>
+        <w:t>frame</w:t>
+      </w:r>
+      <w:proofErr w:type="spellEnd"/>
+      <w:proofErr w:type="gramEnd"/>
+      <w:r>
+        <w:t xml:space="preserve"> </w:t>
+      </w:r>
+      <w:r>
+        <w:t xml:space="preserve">de cuando son presionadas </w:t>
+      </w:r>
+      <w:r>
+        <w:t>las flechas del teclado o las teclas A</w:t>
+      </w:r>
+      <w:r>
+        <w:t xml:space="preserve"> o </w:t>
+      </w:r>
+      <w:r>
+        <w:t>D permiti</w:t>
+      </w:r>
+      <w:r>
+        <w:t>endo</w:t>
+      </w:r>
+      <w:r>
+        <w:t xml:space="preserve"> mover la canasta de </w:t>
+      </w:r>
+      <w:r>
+        <w:t xml:space="preserve">manera horizontal </w:t>
+      </w:r>
+      <w:r>
+        <w:t>para atrapar las hojas</w:t>
+      </w:r>
+      <w:r>
+        <w:t>, así mismo hace que el movimiento sea fluido y no dependa de la potencia del computador</w:t>
+      </w:r>
+      <w:r>
+        <w:t>.</w:t>
+      </w:r>
+      <w:r>
+        <w:t xml:space="preserve"> </w:t>
+      </w:r>
+    </w:p>
+    <w:p>
+      <w:pPr>
+        <w:rPr>
+          <w:rStyle w:val="Hipervnculo"/>
+        </w:rPr>
+      </w:pPr>
+      <w:r>
+        <w:fldChar w:fldCharType="begin"/>
+      </w:r>
+      <w:r>
+        <w:instrText>HYPERLINK "https://drive.google.com/file/d/1_8lDXwulo1oVYks9EVfllS2K90DxkYgg/view?usp=drive_link"</w:instrText>
+      </w:r>
+      <w:r>
+        <w:fldChar w:fldCharType="separate"/>
+      </w:r>
+      <w:r>
+        <w:rPr>
+          <w:rStyle w:val="Hipervnculo"/>
+        </w:rPr>
+        <w:t>https://drive.google.com/file/d/1n5qaPgZ53TO9rEnE8iVTHzH26lfuG0Xy/view?usp=drive_link</w:t>
+      </w:r>
+    </w:p>
+    <w:p>
+      <w:pPr>
+        <w:pStyle w:val="Ttulo1"/>
+      </w:pPr>
+      <w:r>
+        <w:fldChar w:fldCharType="end"/>
+      </w:r>
+      <w:bookmarkStart w:id="11" w:name="_Toc227409408"/>
       <w:r>
         <w:t>Desafíos del proyecto</w:t>
       </w:r>
-      <w:bookmarkEnd w:id="10"/>
-    </w:p>
-    <w:p>
-      <w:bookmarkStart w:id="11" w:name="_Toc226525348"/>
+      <w:bookmarkEnd w:id="11"/>
+    </w:p>
+    <w:p>
+      <w:bookmarkStart w:id="12" w:name="_Toc227409409"/>
       <w:r>
         <w:rPr>
           <w:rStyle w:val="Ttulo2Car"/>
         </w:rPr>
         <w:t>Recursos físicos</w:t>
       </w:r>
-      <w:bookmarkEnd w:id="11"/>
+      <w:bookmarkEnd w:id="12"/>
       <w:r>
         <w:t xml:space="preserve">: Al empezar con este proyecto elegimos la versión que se menciona al principio del documento, sin embargo, no tomamos en cuenta que uno de los equipos de </w:t>
       </w:r>
@@ -2132,27 +2419,27 @@
       </w:r>
     </w:p>
     <w:p>
-      <w:bookmarkStart w:id="12" w:name="_Toc226525349"/>
+      <w:bookmarkStart w:id="13" w:name="_Toc227409410"/>
       <w:r>
         <w:rPr>
           <w:rStyle w:val="Ttulo2Car"/>
         </w:rPr>
         <w:t>Diseño</w:t>
       </w:r>
-      <w:bookmarkEnd w:id="12"/>
+      <w:bookmarkEnd w:id="13"/>
       <w:r>
         <w:t>: En la parte del diseño hemos podido avanzar, aunque no hay muchos recursos con licencia libre en internet sobre la idea que tenemos usamos otras herramientas para realizar nuestros propios elementos gráficos para el juego.</w:t>
       </w:r>
     </w:p>
     <w:p>
-      <w:bookmarkStart w:id="13" w:name="_Toc226525350"/>
+      <w:bookmarkStart w:id="14" w:name="_Toc227409411"/>
       <w:r>
         <w:rPr>
           <w:rStyle w:val="Ttulo2Car"/>
         </w:rPr>
         <w:t>Código</w:t>
       </w:r>
-      <w:bookmarkEnd w:id="13"/>
+      <w:bookmarkEnd w:id="14"/>
       <w:r>
         <w:rPr>
           <w:b/>
@@ -2662,6 +2949,7 @@
   <w:style w:type="character" w:default="1" w:styleId="Fuentedeprrafopredeter">
     <w:name w:val="Default Paragraph Font"/>
     <w:uiPriority w:val="1"/>
+    <w:semiHidden/>
     <w:unhideWhenUsed/>
   </w:style>
   <w:style w:type="table" w:default="1" w:styleId="Tablanormal">
@@ -2851,6 +3139,18 @@
     <w:rPr>
       <w:rFonts w:eastAsiaTheme="minorEastAsia" w:cs="Times New Roman"/>
       <w:lang w:eastAsia="es-CO"/>
+    </w:rPr>
+  </w:style>
+  <w:style w:type="character" w:styleId="Hipervnculovisitado">
+    <w:name w:val="FollowedHyperlink"/>
+    <w:basedOn w:val="Fuentedeprrafopredeter"/>
+    <w:uiPriority w:val="99"/>
+    <w:semiHidden/>
+    <w:unhideWhenUsed/>
+    <w:rsid w:val="00014B0F"/>
+    <w:rPr>
+      <w:color w:val="954F72" w:themeColor="followedHyperlink"/>
+      <w:u w:val="single"/>
     </w:rPr>
   </w:style>
 </w:styles>
